--- a/SHS/Acknowledgement.docx
+++ b/SHS/Acknowledgement.docx
@@ -28,6 +28,7 @@
     </w:p>
     <w:p>
       <w:pPr>
+        <w:spacing w:line="480" w:lineRule="auto"/>
         <w:ind w:firstLine="720"/>
         <w:jc w:val="both"/>
         <w:rPr>
@@ -95,7 +96,7 @@
           <w:b/>
           <w:bCs/>
         </w:rPr>
-        <w:t>MRS. MAYRAGI T. ALIPARO:</w:t>
+        <w:t>MRS. MAYRAGI T. ALIPARO</w:t>
       </w:r>
       <w:r>
         <w:rPr>
@@ -113,13 +114,7 @@
         <w:rPr>
           <w:rFonts w:ascii="Arial" w:hAnsi="Arial" w:cs="Arial"/>
         </w:rPr>
-        <w:t>the</w:t>
-      </w:r>
-      <w:r>
-        <w:rPr>
-          <w:rFonts w:ascii="Arial" w:hAnsi="Arial" w:cs="Arial"/>
-        </w:rPr>
-        <w:t xml:space="preserve"> researcher expresses profound gratitude to for her unwavering mentorship and feedback in shaping </w:t>
+        <w:t xml:space="preserve">for her unwavering mentorship and feedback in shaping </w:t>
       </w:r>
       <w:r>
         <w:rPr>
@@ -156,7 +151,7 @@
           <w:b/>
           <w:bCs/>
         </w:rPr>
-        <w:t>:</w:t>
+        <w:t xml:space="preserve"> PhD</w:t>
       </w:r>
       <w:r>
         <w:rPr>
@@ -180,13 +175,13 @@
         <w:rPr>
           <w:rFonts w:ascii="Arial" w:hAnsi="Arial" w:cs="Arial"/>
         </w:rPr>
-        <w:t>s</w:t>
-      </w:r>
-      <w:r>
-        <w:rPr>
-          <w:rFonts w:ascii="Arial" w:hAnsi="Arial" w:cs="Arial"/>
-        </w:rPr>
-        <w:t>pecial thanks are extended to his invaluable expertise in validating the study's usability data and performance metrics</w:t>
+        <w:t>for</w:t>
+      </w:r>
+      <w:r>
+        <w:rPr>
+          <w:rFonts w:ascii="Arial" w:hAnsi="Arial" w:cs="Arial"/>
+        </w:rPr>
+        <w:t xml:space="preserve"> his invaluable expertise in validating the study's usability data and performance metrics</w:t>
       </w:r>
       <w:r>
         <w:rPr>
@@ -214,22 +209,20 @@
       <w:r>
         <w:rPr>
           <w:rFonts w:ascii="Arial" w:hAnsi="Arial" w:cs="Arial"/>
-          <w:b/>
-          <w:bCs/>
-        </w:rPr>
-        <w:t>:</w:t>
-      </w:r>
-      <w:r>
-        <w:rPr>
-          <w:rFonts w:ascii="Arial" w:hAnsi="Arial" w:cs="Arial"/>
-        </w:rPr>
-        <w:t xml:space="preserve"> Subject Specialist, </w:t>
-      </w:r>
-      <w:r>
-        <w:rPr>
-          <w:rFonts w:ascii="Arial" w:hAnsi="Arial" w:cs="Arial"/>
-        </w:rPr>
-        <w:t>researchers thank for her expert guidance in aligning Quieazy with real-world educational requirements.</w:t>
+        </w:rPr>
+        <w:t xml:space="preserve"> Subject Specialist,</w:t>
+      </w:r>
+      <w:r>
+        <w:rPr>
+          <w:rFonts w:ascii="Arial" w:hAnsi="Arial" w:cs="Arial"/>
+        </w:rPr>
+        <w:t xml:space="preserve"> </w:t>
+      </w:r>
+      <w:r>
+        <w:rPr>
+          <w:rFonts w:ascii="Arial" w:hAnsi="Arial" w:cs="Arial"/>
+        </w:rPr>
+        <w:t>for her expert guidance in aligning Quieazy with real-world educational requirements.</w:t>
       </w:r>
     </w:p>
     <w:p>
@@ -254,19 +247,25 @@
           <w:b/>
           <w:bCs/>
         </w:rPr>
-        <w:t xml:space="preserve">: </w:t>
-      </w:r>
-      <w:r>
-        <w:rPr>
-          <w:rFonts w:ascii="Arial" w:hAnsi="Arial" w:cs="Arial"/>
-        </w:rPr>
-        <w:t>Language Critic, a s</w:t>
-      </w:r>
-      <w:r>
-        <w:rPr>
-          <w:rFonts w:ascii="Arial" w:hAnsi="Arial" w:cs="Arial"/>
-        </w:rPr>
-        <w:t xml:space="preserve">incere appreciation goes to her vital role in refining the clarity and professionalism of both the </w:t>
+        <w:t xml:space="preserve"> </w:t>
+      </w:r>
+      <w:r>
+        <w:rPr>
+          <w:rFonts w:ascii="Arial" w:hAnsi="Arial" w:cs="Arial"/>
+        </w:rPr>
+        <w:t xml:space="preserve">Language Critic, </w:t>
+      </w:r>
+      <w:r>
+        <w:rPr>
+          <w:rFonts w:ascii="Arial" w:hAnsi="Arial" w:cs="Arial"/>
+        </w:rPr>
+        <w:t>for</w:t>
+      </w:r>
+      <w:r>
+        <w:rPr>
+          <w:rFonts w:ascii="Arial" w:hAnsi="Arial" w:cs="Arial"/>
+        </w:rPr>
+        <w:t xml:space="preserve"> her vital role in refining the clarity and professionalism of both the </w:t>
       </w:r>
       <w:r>
         <w:rPr>
@@ -300,14 +299,6 @@
       <w:r>
         <w:rPr>
           <w:rFonts w:ascii="Arial" w:hAnsi="Arial" w:cs="Arial"/>
-          <w:b/>
-          <w:bCs/>
-        </w:rPr>
-        <w:t>:</w:t>
-      </w:r>
-      <w:r>
-        <w:rPr>
-          <w:rFonts w:ascii="Arial" w:hAnsi="Arial" w:cs="Arial"/>
         </w:rPr>
         <w:t xml:space="preserve"> </w:t>
       </w:r>
@@ -333,19 +324,7 @@
         <w:rPr>
           <w:rFonts w:ascii="Arial" w:hAnsi="Arial" w:cs="Arial"/>
         </w:rPr>
-        <w:t xml:space="preserve"> </w:t>
-      </w:r>
-      <w:r>
-        <w:rPr>
-          <w:rFonts w:ascii="Arial" w:hAnsi="Arial" w:cs="Arial"/>
-        </w:rPr>
-        <w:t>t</w:t>
-      </w:r>
-      <w:r>
-        <w:rPr>
-          <w:rFonts w:ascii="Arial" w:hAnsi="Arial" w:cs="Arial"/>
-        </w:rPr>
-        <w:t xml:space="preserve">he researcher thanks for the technical support and guidance that ensured the successful deployment of the </w:t>
+        <w:t xml:space="preserve"> for the technical support and guidance that ensured the successful deployment of the </w:t>
       </w:r>
       <w:r>
         <w:rPr>
@@ -390,19 +369,31 @@
           <w:b/>
           <w:bCs/>
         </w:rPr>
-        <w:t xml:space="preserve">FACULTY: </w:t>
-      </w:r>
-      <w:r>
-        <w:rPr>
-          <w:rFonts w:ascii="Arial" w:hAnsi="Arial" w:cs="Arial"/>
-        </w:rPr>
-        <w:t>Heartfelt gratitude is offered for their cooperation and permission to conduct this study.</w:t>
-      </w:r>
-      <w:r>
-        <w:rPr>
-          <w:rFonts w:ascii="Arial" w:hAnsi="Arial" w:cs="Arial"/>
-        </w:rPr>
-        <w:t xml:space="preserve"> Specially at </w:t>
+        <w:t xml:space="preserve">FACULTY </w:t>
+      </w:r>
+      <w:r>
+        <w:rPr>
+          <w:rFonts w:ascii="Arial" w:hAnsi="Arial" w:cs="Arial"/>
+        </w:rPr>
+        <w:t>for their cooperation and permission to conduct this study.</w:t>
+      </w:r>
+      <w:r>
+        <w:rPr>
+          <w:rFonts w:ascii="Arial" w:hAnsi="Arial" w:cs="Arial"/>
+        </w:rPr>
+        <w:t xml:space="preserve"> Specially </w:t>
+      </w:r>
+      <w:r>
+        <w:rPr>
+          <w:rFonts w:ascii="Arial" w:hAnsi="Arial" w:cs="Arial"/>
+        </w:rPr>
+        <w:t>to</w:t>
+      </w:r>
+      <w:r>
+        <w:rPr>
+          <w:rFonts w:ascii="Arial" w:hAnsi="Arial" w:cs="Arial"/>
+        </w:rPr>
+        <w:t xml:space="preserve"> </w:t>
       </w:r>
       <w:r>
         <w:rPr>
@@ -447,7 +438,7 @@
           <w:b/>
           <w:bCs/>
         </w:rPr>
-        <w:t>NATALIO C. AGUADO:</w:t>
+        <w:t>NATALIO C. AGUADO</w:t>
       </w:r>
       <w:r>
         <w:rPr>
@@ -467,19 +458,7 @@
         <w:rPr>
           <w:rFonts w:ascii="Arial" w:hAnsi="Arial" w:cs="Arial"/>
         </w:rPr>
-        <w:t xml:space="preserve">, the researcher </w:t>
-      </w:r>
-      <w:r>
-        <w:rPr>
-          <w:rFonts w:ascii="Arial" w:hAnsi="Arial" w:cs="Arial"/>
-        </w:rPr>
-        <w:t>thanks</w:t>
-      </w:r>
-      <w:r>
-        <w:rPr>
-          <w:rFonts w:ascii="Arial" w:hAnsi="Arial" w:cs="Arial"/>
-        </w:rPr>
-        <w:t xml:space="preserve"> for his essential guidance and support in making this research possible.</w:t>
+        <w:t>, for his essential guidance and support in making this research possible.</w:t>
       </w:r>
     </w:p>
     <w:p>
@@ -501,22 +480,14 @@
       <w:r>
         <w:rPr>
           <w:rFonts w:ascii="Arial" w:hAnsi="Arial" w:cs="Arial"/>
-          <w:b/>
-          <w:bCs/>
-        </w:rPr>
-        <w:t>:</w:t>
-      </w:r>
-      <w:r>
-        <w:rPr>
-          <w:rFonts w:ascii="Arial" w:hAnsi="Arial" w:cs="Arial"/>
-        </w:rPr>
-        <w:t xml:space="preserve"> The</w:t>
-      </w:r>
-      <w:r>
-        <w:rPr>
-          <w:rFonts w:ascii="Arial" w:hAnsi="Arial" w:cs="Arial"/>
-        </w:rPr>
-        <w:t xml:space="preserve"> researcher thanks the student respondents for providing the essential data and honest feedback required to complete this research.</w:t>
+        </w:rPr>
+        <w:t xml:space="preserve"> </w:t>
+      </w:r>
+      <w:r>
+        <w:rPr>
+          <w:rFonts w:ascii="Arial" w:hAnsi="Arial" w:cs="Arial"/>
+        </w:rPr>
+        <w:t>for providing the essential data and honest feedback required to complete this research.</w:t>
       </w:r>
     </w:p>
     <w:p>
@@ -540,16 +511,14 @@
       <w:r>
         <w:rPr>
           <w:rFonts w:ascii="Arial" w:hAnsi="Arial" w:cs="Arial"/>
-          <w:b/>
-          <w:bCs/>
-        </w:rPr>
-        <w:t>:</w:t>
-      </w:r>
-      <w:r>
-        <w:rPr>
-          <w:rFonts w:ascii="Arial" w:hAnsi="Arial" w:cs="Arial"/>
-        </w:rPr>
-        <w:t xml:space="preserve"> Deep thanks are extended to the researcher’s family and friends for their unwavering support and encouragement throughout the development of Quieazy</w:t>
+        </w:rPr>
+        <w:t xml:space="preserve"> </w:t>
+      </w:r>
+      <w:r>
+        <w:rPr>
+          <w:rFonts w:ascii="Arial" w:hAnsi="Arial" w:cs="Arial"/>
+        </w:rPr>
+        <w:t>for their unwavering support and encouragement throughout the development of Quieazy</w:t>
       </w:r>
       <w:r>
         <w:rPr>
@@ -588,7 +557,7 @@
         <w:rPr>
           <w:rFonts w:ascii="Arial" w:hAnsi="Arial" w:cs="Arial"/>
         </w:rPr>
-        <w:t>: Above all, the researcher praises the Almighty God for the strength, wisdom, and guidance provided throughout this entire journey</w:t>
+        <w:t xml:space="preserve"> Above all, the researcher praises the Almighty God for the strength, wisdom, and guidance provided throughout this entire journey</w:t>
       </w:r>
       <w:r>
         <w:rPr>

--- a/SHS/Acknowledgement.docx
+++ b/SHS/Acknowledgement.docx
@@ -294,13 +294,47 @@
           <w:b/>
           <w:bCs/>
         </w:rPr>
-        <w:t>MRS. DE CHAVEZ and MR. ESGUERRA</w:t>
-      </w:r>
-      <w:r>
-        <w:rPr>
-          <w:rFonts w:ascii="Arial" w:hAnsi="Arial" w:cs="Arial"/>
-        </w:rPr>
-        <w:t xml:space="preserve"> </w:t>
+        <w:t xml:space="preserve">MRS. </w:t>
+      </w:r>
+      <w:r>
+        <w:rPr>
+          <w:rFonts w:ascii="Arial" w:hAnsi="Arial" w:cs="Arial"/>
+          <w:b/>
+          <w:bCs/>
+        </w:rPr>
+        <w:t xml:space="preserve">CHRISTINE JOY R. </w:t>
+      </w:r>
+      <w:r>
+        <w:rPr>
+          <w:rFonts w:ascii="Arial" w:hAnsi="Arial" w:cs="Arial"/>
+          <w:b/>
+          <w:bCs/>
+        </w:rPr>
+        <w:t xml:space="preserve">DE CHAVEZ and MR. </w:t>
+      </w:r>
+      <w:r>
+        <w:rPr>
+          <w:rFonts w:ascii="Arial" w:hAnsi="Arial" w:cs="Arial"/>
+          <w:b/>
+          <w:bCs/>
+        </w:rPr>
+        <w:t xml:space="preserve">JOSELITO F. </w:t>
+      </w:r>
+      <w:r>
+        <w:rPr>
+          <w:rFonts w:ascii="Arial" w:hAnsi="Arial" w:cs="Arial"/>
+          <w:b/>
+          <w:bCs/>
+        </w:rPr>
+        <w:t>ESGUERRA</w:t>
+      </w:r>
+      <w:r>
+        <w:rPr>
+          <w:rFonts w:ascii="Arial" w:hAnsi="Arial" w:cs="Arial"/>
+          <w:b/>
+          <w:bCs/>
+        </w:rPr>
+        <w:br/>
       </w:r>
       <w:r>
         <w:rPr>
@@ -424,7 +458,23 @@
           <w:b/>
           <w:bCs/>
         </w:rPr>
-        <w:t>Mr.</w:t>
+        <w:t>M</w:t>
+      </w:r>
+      <w:r>
+        <w:rPr>
+          <w:rFonts w:ascii="Arial" w:hAnsi="Arial" w:cs="Arial"/>
+          <w:b/>
+          <w:bCs/>
+        </w:rPr>
+        <w:t>R</w:t>
+      </w:r>
+      <w:r>
+        <w:rPr>
+          <w:rFonts w:ascii="Arial" w:hAnsi="Arial" w:cs="Arial"/>
+          <w:b/>
+          <w:bCs/>
+        </w:rPr>
+        <w:t>.</w:t>
       </w:r>
       <w:r>
         <w:rPr>
